--- a/plantillas/inmobiliaria/D0A_Acta_Regularizacion_Historica.docx
+++ b/plantillas/inmobiliaria/D0A_Acta_Regularizacion_Historica.docx
@@ -230,25 +230,7 @@
                 <w:sz w:val="17"/>
                 <w:szCs w:val="17"/>
               </w:rPr>
-              <w:t>[</w:t>
-            </w:r>
-            <w:proofErr w:type="spellStart"/>
-            <w:r>
-              <w:rPr>
-                <w:color w:val="000000"/>
-                <w:sz w:val="17"/>
-                <w:szCs w:val="17"/>
-              </w:rPr>
-              <w:t>La_Empresa</w:t>
-            </w:r>
-            <w:proofErr w:type="spellEnd"/>
-            <w:r>
-              <w:rPr>
-                <w:color w:val="000000"/>
-                <w:sz w:val="17"/>
-                <w:szCs w:val="17"/>
-              </w:rPr>
-              <w:t>]</w:t>
+              <w:t>[La_Empresa]</w:t>
             </w:r>
           </w:p>
         </w:tc>
@@ -314,23 +296,7 @@
                 <w:sz w:val="17"/>
                 <w:szCs w:val="17"/>
               </w:rPr>
-              <w:t>[</w:t>
-            </w:r>
-            <w:r>
-              <w:rPr>
-                <w:color w:val="000000"/>
-                <w:sz w:val="17"/>
-                <w:szCs w:val="17"/>
-              </w:rPr>
-              <w:t>RFC</w:t>
-            </w:r>
-            <w:r>
-              <w:rPr>
-                <w:color w:val="000000"/>
-                <w:sz w:val="17"/>
-                <w:szCs w:val="17"/>
-              </w:rPr>
-              <w:t>]</w:t>
+              <w:t>[RFC]</w:t>
             </w:r>
           </w:p>
         </w:tc>
@@ -396,23 +362,7 @@
                 <w:sz w:val="17"/>
                 <w:szCs w:val="17"/>
               </w:rPr>
-              <w:t>[</w:t>
-            </w:r>
-            <w:r>
-              <w:rPr>
-                <w:color w:val="000000"/>
-                <w:sz w:val="17"/>
-                <w:szCs w:val="17"/>
-              </w:rPr>
-              <w:t>Domicilio</w:t>
-            </w:r>
-            <w:r>
-              <w:rPr>
-                <w:color w:val="000000"/>
-                <w:sz w:val="17"/>
-                <w:szCs w:val="17"/>
-              </w:rPr>
-              <w:t>]</w:t>
+              <w:t>[Domicilio]</w:t>
             </w:r>
           </w:p>
         </w:tc>
@@ -478,25 +428,7 @@
                 <w:sz w:val="17"/>
                 <w:szCs w:val="17"/>
               </w:rPr>
-              <w:t>[</w:t>
-            </w:r>
-            <w:proofErr w:type="spellStart"/>
-            <w:r>
-              <w:rPr>
-                <w:color w:val="000000"/>
-                <w:sz w:val="17"/>
-                <w:szCs w:val="17"/>
-              </w:rPr>
-              <w:t>RC_Nombre</w:t>
-            </w:r>
-            <w:proofErr w:type="spellEnd"/>
-            <w:r>
-              <w:rPr>
-                <w:color w:val="000000"/>
-                <w:sz w:val="17"/>
-                <w:szCs w:val="17"/>
-              </w:rPr>
-              <w:t>]</w:t>
+              <w:t>[RC_Nombre]</w:t>
             </w:r>
           </w:p>
         </w:tc>
@@ -562,23 +494,7 @@
                 <w:sz w:val="17"/>
                 <w:szCs w:val="17"/>
               </w:rPr>
-              <w:t>Programa Certus PLD</w:t>
-            </w:r>
-            <w:r>
-              <w:rPr>
-                <w:color w:val="000000"/>
-                <w:sz w:val="17"/>
-                <w:szCs w:val="17"/>
-              </w:rPr>
-              <w:t xml:space="preserve"> </w:t>
-            </w:r>
-            <w:r>
-              <w:rPr>
-                <w:color w:val="000000"/>
-                <w:sz w:val="17"/>
-                <w:szCs w:val="17"/>
-              </w:rPr>
-              <w:t>CERTUS CONSULTORES/ESPINOSA SALAZAR</w:t>
+              <w:t xml:space="preserve">Programa Certus PLD CERTUS CONSULTORES/ESPINOSA SALAZAR</w:t>
             </w:r>
           </w:p>
         </w:tc>
@@ -644,25 +560,7 @@
                 <w:sz w:val="17"/>
                 <w:szCs w:val="17"/>
               </w:rPr>
-              <w:t>[</w:t>
-            </w:r>
-            <w:proofErr w:type="spellStart"/>
-            <w:r>
-              <w:rPr>
-                <w:color w:val="000000"/>
-                <w:sz w:val="17"/>
-                <w:szCs w:val="17"/>
-              </w:rPr>
-              <w:t>Fecha_Acta_Regulacion</w:t>
-            </w:r>
-            <w:proofErr w:type="spellEnd"/>
-            <w:r>
-              <w:rPr>
-                <w:color w:val="000000"/>
-                <w:sz w:val="17"/>
-                <w:szCs w:val="17"/>
-              </w:rPr>
-              <w:t>]</w:t>
+              <w:t>[Fecha_Acta_Regulacion]</w:t>
             </w:r>
           </w:p>
         </w:tc>
@@ -728,41 +626,7 @@
                 <w:sz w:val="17"/>
                 <w:szCs w:val="17"/>
               </w:rPr>
-              <w:t xml:space="preserve">Junio 2025 — </w:t>
-            </w:r>
-            <w:r>
-              <w:rPr>
-                <w:color w:val="000000"/>
-                <w:sz w:val="17"/>
-                <w:szCs w:val="17"/>
-              </w:rPr>
-              <w:t>[</w:t>
-            </w:r>
-            <w:proofErr w:type="spellStart"/>
-            <w:r>
-              <w:rPr>
-                <w:color w:val="000000"/>
-                <w:sz w:val="17"/>
-                <w:szCs w:val="17"/>
-              </w:rPr>
-              <w:t>Mes_Anterior_Auditoria</w:t>
-            </w:r>
-            <w:proofErr w:type="spellEnd"/>
-            <w:r>
-              <w:rPr>
-                <w:color w:val="000000"/>
-                <w:sz w:val="17"/>
-                <w:szCs w:val="17"/>
-              </w:rPr>
-              <w:t>]</w:t>
-            </w:r>
-            <w:r>
-              <w:rPr>
-                <w:color w:val="000000"/>
-                <w:sz w:val="17"/>
-                <w:szCs w:val="17"/>
-              </w:rPr>
-              <w:t xml:space="preserve"> 2026</w:t>
+              <w:t xml:space="preserve">Junio 2025 — [Mes_Anterior_Auditoria] 2026</w:t>
             </w:r>
           </w:p>
         </w:tc>
@@ -944,75 +808,7 @@
                 <w:sz w:val="17"/>
                 <w:szCs w:val="17"/>
               </w:rPr>
-              <w:t xml:space="preserve">La empresa </w:t>
-            </w:r>
-            <w:r>
-              <w:rPr>
-                <w:color w:val="000000"/>
-                <w:sz w:val="17"/>
-                <w:szCs w:val="17"/>
-              </w:rPr>
-              <w:t>[</w:t>
-            </w:r>
-            <w:proofErr w:type="spellStart"/>
-            <w:r>
-              <w:rPr>
-                <w:color w:val="000000"/>
-                <w:sz w:val="17"/>
-                <w:szCs w:val="17"/>
-              </w:rPr>
-              <w:t>La_Empresa</w:t>
-            </w:r>
-            <w:proofErr w:type="spellEnd"/>
-            <w:r>
-              <w:rPr>
-                <w:color w:val="000000"/>
-                <w:sz w:val="17"/>
-                <w:szCs w:val="17"/>
-              </w:rPr>
-              <w:t>]</w:t>
-            </w:r>
-            <w:r>
-              <w:rPr>
-                <w:color w:val="000000"/>
-                <w:sz w:val="17"/>
-                <w:szCs w:val="17"/>
-              </w:rPr>
-              <w:t xml:space="preserve"> contrató a Bufete Jurídico / Certus Consultores para la implementación integral del Programa Certus PLD a partir de </w:t>
-            </w:r>
-            <w:r>
-              <w:rPr>
-                <w:color w:val="000000"/>
-                <w:sz w:val="17"/>
-                <w:szCs w:val="17"/>
-              </w:rPr>
-              <w:t>[</w:t>
-            </w:r>
-            <w:proofErr w:type="spellStart"/>
-            <w:r>
-              <w:rPr>
-                <w:color w:val="000000"/>
-                <w:sz w:val="17"/>
-                <w:szCs w:val="17"/>
-              </w:rPr>
-              <w:t>Fecha_Inicio_Programa</w:t>
-            </w:r>
-            <w:proofErr w:type="spellEnd"/>
-            <w:r>
-              <w:rPr>
-                <w:color w:val="000000"/>
-                <w:sz w:val="17"/>
-                <w:szCs w:val="17"/>
-              </w:rPr>
-              <w:t>]</w:t>
-            </w:r>
-            <w:r>
-              <w:rPr>
-                <w:color w:val="000000"/>
-                <w:sz w:val="17"/>
-                <w:szCs w:val="17"/>
-              </w:rPr>
-              <w:t>. El programa está diseñado para asegurar el cumplimiento pleno de las obligaciones de la Ley Federal para la Prevención e Identificación de Operaciones con Recursos de Procedencia Ilícita (LFPIORPI) y su Reglamento, en vigor desde el 17 de julio de 2025.</w:t>
+              <w:t xml:space="preserve">La empresa [La_Empresa] contrató a Bufete Jurídico / Certus Consultores para la implementación integral del Programa Certus PLD a partir de [Fecha_Inicio_Programa]. El programa está diseñado para asegurar el cumplimiento pleno de las obligaciones de la Ley Federal para la Prevención e Identificación de Operaciones con Recursos de Procedencia Ilícita (LFPIORPI) y su Reglamento, en vigor desde el 17 de julio de 2025.</w:t>
             </w:r>
           </w:p>
           <w:p>
@@ -1025,36 +821,20 @@
                 <w:sz w:val="17"/>
                 <w:szCs w:val="17"/>
               </w:rPr>
-              <w:t xml:space="preserve">Las obligaciones derivadas de la LFPIORPI aplican a la empresa desde la entrada en vigor de la reforma (julio 2025), independientemente de la fecha de implementación del programa Certus PLD. Para asegurar que la empresa inicia la auditoría de cierre sin deficiencias históricas que generen exposición legal, se realizó una Fase 0 de regularización retroactiva, que es el objeto de </w:t>
-            </w:r>
-            <w:r>
-              <w:rPr>
-                <w:color w:val="000000"/>
-                <w:sz w:val="17"/>
-                <w:szCs w:val="17"/>
-              </w:rPr>
-              <w:t>esta acta</w:t>
-            </w:r>
-            <w:r>
-              <w:rPr>
-                <w:color w:val="000000"/>
-                <w:sz w:val="17"/>
-                <w:szCs w:val="17"/>
-              </w:rPr>
-              <w:t>.</w:t>
-            </w:r>
-          </w:p>
-          <w:p>
-            <w:pPr>
-              <w:spacing w:after="80"/>
-            </w:pPr>
-            <w:r>
-              <w:rPr>
-                <w:color w:val="000000"/>
-                <w:sz w:val="17"/>
-                <w:szCs w:val="17"/>
-              </w:rPr>
-              <w:t>La actuación espontánea — presentación voluntaria de avisos extemporáneos y regularización de expedientes antes de una revisión de la autoridad — está amparada por el Art. 47 del Reglamento de la LFPIORPI, que reduce las sanciones pecuniarias hasta en un 50% en casos de cumplimiento tardío pero voluntario.</w:t>
+              <w:t xml:space="preserve">Las obligaciones derivadas de la LFPIORPI aplican a la empresa desde la entrada en vigor de la reforma (julio 2025), independientemente de la fecha de implementación del programa Certus PLD. Para asegurar que la empresa inicia la auditoría de cierre sin deficiencias históricas que generen exposición legal, se realizó una Fase 0 de regularización retroactiva, que es el objeto de esta acta.</w:t>
+            </w:r>
+          </w:p>
+          <w:p>
+            <w:pPr>
+              <w:spacing w:after="80"/>
+            </w:pPr>
+            <w:r>
+              <w:rPr>
+                <w:color w:val="000000"/>
+                <w:sz w:val="17"/>
+                <w:szCs w:val="17"/>
+              </w:rPr>
+              <w:t>La actuación espontánea — presentación voluntaria de avisos extemporáneos y regularización de expedientes antes de una revisión de la autoridad — está prevista en el Art. 55 de la LFPIORPI: la Secretaría se abstiene de sancionar, por única ocasión, el total de las infracciones si el cumplimiento es espontáneo y previo al inicio de las facultades de verificación y se reconoce expresamente la falta; si el beneficio ya se ejerció, reduce hasta en un 50% las multas.</w:t>
             </w:r>
           </w:p>
         </w:tc>
@@ -1162,49 +942,7 @@
                 <w:sz w:val="18"/>
                 <w:szCs w:val="18"/>
               </w:rPr>
-              <w:t xml:space="preserve">La regularización cubrió los siguientes componentes del período junio 2025 a </w:t>
-            </w:r>
-            <w:r>
-              <w:rPr>
-                <w:b/>
-                <w:bCs/>
-                <w:color w:val="1B2A4A"/>
-                <w:sz w:val="18"/>
-                <w:szCs w:val="18"/>
-              </w:rPr>
-              <w:t>[</w:t>
-            </w:r>
-            <w:proofErr w:type="spellStart"/>
-            <w:r>
-              <w:rPr>
-                <w:b/>
-                <w:bCs/>
-                <w:color w:val="1B2A4A"/>
-                <w:sz w:val="18"/>
-                <w:szCs w:val="18"/>
-              </w:rPr>
-              <w:t>Mes_Anterior_Auditoria</w:t>
-            </w:r>
-            <w:proofErr w:type="spellEnd"/>
-            <w:r>
-              <w:rPr>
-                <w:b/>
-                <w:bCs/>
-                <w:color w:val="1B2A4A"/>
-                <w:sz w:val="18"/>
-                <w:szCs w:val="18"/>
-              </w:rPr>
-              <w:t>]</w:t>
-            </w:r>
-            <w:r>
-              <w:rPr>
-                <w:b/>
-                <w:bCs/>
-                <w:color w:val="1B2A4A"/>
-                <w:sz w:val="18"/>
-                <w:szCs w:val="18"/>
-              </w:rPr>
-              <w:t xml:space="preserve"> 2026:</w:t>
+              <w:t xml:space="preserve">La regularización cubrió los siguientes componentes del período junio 2025 a [Mes_Anterior_Auditoria] 2026:</w:t>
             </w:r>
           </w:p>
         </w:tc>
@@ -1274,41 +1012,7 @@
                 <w:sz w:val="17"/>
                 <w:szCs w:val="17"/>
               </w:rPr>
-              <w:t>Reconstrucción de expedientes de Identificación y Conocimiento del Cliente para todas las operaciones cerradas en el período, conforme a lo establecido en D7 (formato estándar) o D7-DEV (</w:t>
-            </w:r>
-            <w:proofErr w:type="gramStart"/>
-            <w:r>
-              <w:rPr>
-                <w:color w:val="000000"/>
-                <w:sz w:val="17"/>
-                <w:szCs w:val="17"/>
-              </w:rPr>
-              <w:t xml:space="preserve">formato </w:t>
-            </w:r>
-            <w:r>
-              <w:rPr>
-                <w:color w:val="000000"/>
-                <w:sz w:val="17"/>
-                <w:szCs w:val="17"/>
-              </w:rPr>
-              <w:t xml:space="preserve"> </w:t>
-            </w:r>
-            <w:r>
-              <w:rPr>
-                <w:color w:val="000000"/>
-                <w:sz w:val="17"/>
-                <w:szCs w:val="17"/>
-              </w:rPr>
-              <w:t>desarrolladora</w:t>
-            </w:r>
-            <w:proofErr w:type="gramEnd"/>
-            <w:r>
-              <w:rPr>
-                <w:color w:val="000000"/>
-                <w:sz w:val="17"/>
-                <w:szCs w:val="17"/>
-              </w:rPr>
-              <w:t>). Incluye Secciones A (identificación), B (documentos oficiales), C (origen de fondos), D (evaluación EBR) y, cuando aplique, E y F (específicas de desarrolladora).</w:t>
+              <w:t xml:space="preserve">Reconstrucción de expedientes de Identificación y Conocimiento del Cliente para todas las operaciones cerradas en el período, conforme a lo establecido en D7 (formato estándar) o D7-DEV (formato  desarrolladora). Incluye Secciones A (identificación), B (documentos oficiales), C (origen de fondos), D (evaluación EBR) y, cuando aplique, E y F (específicas de desarrolladora).</w:t>
             </w:r>
           </w:p>
         </w:tc>
@@ -1449,7 +1153,7 @@
                 <w:sz w:val="17"/>
                 <w:szCs w:val="17"/>
               </w:rPr>
-              <w:t>Presentación extemporánea al portal SPPLD de avisos de operaciones que, siendo menores a la fecha de implementación del programa, superaban el umbral de reporte (8,025 UMA / ~$941,512 MXN). Obtención y archivo de acuses con folios de confirmación.</w:t>
+              <w:t>Presentación extemporánea al portal SPPLD de avisos de operaciones que, siendo menores a la fecha de implementación del programa, superaban el umbral de reporte (8,025 UMA / ~$941,413 MXN). Obtención y archivo de acuses con folios de confirmación.</w:t>
             </w:r>
           </w:p>
         </w:tc>
@@ -1519,7 +1223,7 @@
                 <w:sz w:val="17"/>
                 <w:szCs w:val="17"/>
               </w:rPr>
-              <w:t>Para los meses dentro del período en los que no hubo operaciones reportables, presentación retroactiva de avisos de no-operación conforme al requisito del Art. 17 del Reglamento (plazo de 17 días hábiles desde cierre de mes).</w:t>
+              <w:t>Para los meses dentro del período en los que no hubo operaciones reportables, presentación retroactiva de avisos de no-operación conforme al Art. 25 de las RCG (a más tardar el día 17 del mes inmediato siguiente, Art. 23 de la Ley).</w:t>
             </w:r>
           </w:p>
         </w:tc>
@@ -2310,134 +2014,46 @@
                 <w:sz w:val="19"/>
                 <w:szCs w:val="19"/>
               </w:rPr>
-              <w:t>V.  BENEFICIO DE ACTUACIÓN ESPONTÁNEA (Art. 47 Reglamento LFPIORPI)</w:t>
-            </w:r>
-          </w:p>
-          <w:p>
-            <w:pPr>
-              <w:spacing w:after="80"/>
-            </w:pPr>
-            <w:r>
-              <w:rPr>
-                <w:color w:val="000000"/>
-                <w:sz w:val="17"/>
-                <w:szCs w:val="17"/>
-              </w:rPr>
-              <w:t>De conformidad con el Art. 47 del Reglamento de la LFPIORPI, la presentación voluntaria y extemporánea de avisos no presentados en su momento — realizada ANTES de cualquier revisión o notificación de la autoridad — reduce las sanciones pecuniarias hasta en un 50%.</w:t>
-            </w:r>
-          </w:p>
-          <w:p>
-            <w:pPr>
-              <w:spacing w:after="80"/>
-            </w:pPr>
-            <w:r>
-              <w:rPr>
-                <w:color w:val="000000"/>
-                <w:sz w:val="17"/>
-                <w:szCs w:val="17"/>
-              </w:rPr>
-              <w:t xml:space="preserve">La empresa </w:t>
-            </w:r>
-            <w:r>
-              <w:rPr>
-                <w:color w:val="000000"/>
-                <w:sz w:val="17"/>
-                <w:szCs w:val="17"/>
-              </w:rPr>
-              <w:t>[</w:t>
-            </w:r>
-            <w:proofErr w:type="spellStart"/>
-            <w:r>
-              <w:rPr>
-                <w:color w:val="000000"/>
-                <w:sz w:val="17"/>
-                <w:szCs w:val="17"/>
-              </w:rPr>
-              <w:t>La_Empresa</w:t>
-            </w:r>
-            <w:proofErr w:type="spellEnd"/>
-            <w:r>
-              <w:rPr>
-                <w:color w:val="000000"/>
-                <w:sz w:val="17"/>
-                <w:szCs w:val="17"/>
-              </w:rPr>
-              <w:t>]</w:t>
-            </w:r>
-            <w:r>
-              <w:rPr>
-                <w:color w:val="000000"/>
-                <w:sz w:val="17"/>
-                <w:szCs w:val="17"/>
-              </w:rPr>
-              <w:t>, a través de esta Fase 0 de regularización, se acoge al beneficio de actuación espontánea. Los avisos extemporáneos presentados y los expedientes reconstruidos se acompañan de esta acta como evidencia de cumplimiento voluntario, lo que constituye una defensa legal en caso de una revisión posterior del SAT o la UIF.</w:t>
-            </w:r>
-          </w:p>
-          <w:p>
-            <w:pPr>
-              <w:spacing w:after="80"/>
-            </w:pPr>
-            <w:r>
-              <w:rPr>
-                <w:color w:val="000000"/>
-                <w:sz w:val="17"/>
-                <w:szCs w:val="17"/>
-              </w:rPr>
-              <w:t>Este beneficio aplica exclusivamente porque: (i) la regularización se realiza de forma voluntaria, sin solicitud de la autoridad; (</w:t>
-            </w:r>
-            <w:proofErr w:type="spellStart"/>
-            <w:r>
-              <w:rPr>
-                <w:color w:val="000000"/>
-                <w:sz w:val="17"/>
-                <w:szCs w:val="17"/>
-              </w:rPr>
-              <w:t>ii</w:t>
-            </w:r>
-            <w:proofErr w:type="spellEnd"/>
-            <w:r>
-              <w:rPr>
-                <w:color w:val="000000"/>
-                <w:sz w:val="17"/>
-                <w:szCs w:val="17"/>
-              </w:rPr>
-              <w:t>) se presentan ANTES de cualquier revisión; (</w:t>
-            </w:r>
-            <w:proofErr w:type="spellStart"/>
-            <w:r>
-              <w:rPr>
-                <w:color w:val="000000"/>
-                <w:sz w:val="17"/>
-                <w:szCs w:val="17"/>
-              </w:rPr>
-              <w:t>iii</w:t>
-            </w:r>
-            <w:proofErr w:type="spellEnd"/>
-            <w:r>
-              <w:rPr>
-                <w:color w:val="000000"/>
-                <w:sz w:val="17"/>
-                <w:szCs w:val="17"/>
-              </w:rPr>
-              <w:t>) la documentación está completa y disponible; y (</w:t>
-            </w:r>
-            <w:proofErr w:type="spellStart"/>
-            <w:r>
-              <w:rPr>
-                <w:color w:val="000000"/>
-                <w:sz w:val="17"/>
-                <w:szCs w:val="17"/>
-              </w:rPr>
-              <w:t>iv</w:t>
-            </w:r>
-            <w:proofErr w:type="spellEnd"/>
-            <w:r>
-              <w:rPr>
-                <w:color w:val="000000"/>
-                <w:sz w:val="17"/>
-                <w:szCs w:val="17"/>
-              </w:rPr>
-              <w:t>) se acompaña de un acta formal que documenta la diligencia.</w:t>
+              <w:t>V.  BENEFICIO DE ACTUACIÓN ESPONTÁNEA (Art. 55 LFPIORPI)</w:t>
+            </w:r>
+          </w:p>
+          <w:p>
+            <w:pPr>
+              <w:spacing w:after="80"/>
+            </w:pPr>
+            <w:r>
+              <w:rPr>
+                <w:color w:val="000000"/>
+                <w:sz w:val="17"/>
+                <w:szCs w:val="17"/>
+              </w:rPr>
+              <w:t>De conformidad con el Art. 55 de la LFPIORPI, la presentación voluntaria y extemporánea de avisos no presentados en su momento — realizada ANTES de cualquier revisión o notificación de la autoridad — permite que la Secretaría se abstenga de sancionar, por única ocasión, el total de las infracciones y, si el beneficio ya se ejerció, reduce hasta en un 50% las multas, siempre que se reconozca expresamente la falta dentro del plazo inicial del procedimiento.</w:t>
+            </w:r>
+          </w:p>
+          <w:p>
+            <w:pPr>
+              <w:spacing w:after="80"/>
+            </w:pPr>
+            <w:r>
+              <w:rPr>
+                <w:color w:val="000000"/>
+                <w:sz w:val="17"/>
+                <w:szCs w:val="17"/>
+              </w:rPr>
+              <w:t xml:space="preserve">La empresa [La_Empresa], a través de esta Fase 0 de regularización, se acoge al beneficio de actuación espontánea. Los avisos extemporáneos presentados y los expedientes reconstruidos se acompañan de esta acta como evidencia de cumplimiento voluntario, lo que constituye una defensa legal en caso de una revisión posterior del SAT o la UIF.</w:t>
+            </w:r>
+          </w:p>
+          <w:p>
+            <w:pPr>
+              <w:spacing w:after="80"/>
+            </w:pPr>
+            <w:r>
+              <w:rPr>
+                <w:color w:val="000000"/>
+                <w:sz w:val="17"/>
+                <w:szCs w:val="17"/>
+              </w:rPr>
+              <w:t>Este beneficio aplica exclusivamente porque: (i) la regularización se realiza de forma voluntaria, sin solicitud de la autoridad; (ii) se presentan ANTES de cualquier revisión; (iii) la documentación está completa y disponible; y (iv) se acompaña de un acta formal que documenta la diligencia.</w:t>
             </w:r>
           </w:p>
         </w:tc>
@@ -2903,9 +2519,78 @@
                 <w:sz w:val="16"/>
                 <w:szCs w:val="16"/>
               </w:rPr>
-              <w:t>[</w:t>
-            </w:r>
-            <w:proofErr w:type="spellStart"/>
+              <w:t>[RC_Nombre]</w:t>
+            </w:r>
+          </w:p>
+          <w:p>
+            <w:pPr>
+              <w:spacing w:after="20"/>
+              <w:jc w:val="center"/>
+            </w:pPr>
+            <w:r>
+              <w:rPr>
+                <w:color w:val="000000"/>
+                <w:sz w:val="15"/>
+                <w:szCs w:val="15"/>
+              </w:rPr>
+              <w:t>Representante de Cumplimiento</w:t>
+            </w:r>
+          </w:p>
+          <w:p>
+            <w:pPr>
+              <w:spacing w:after="80"/>
+              <w:jc w:val="center"/>
+            </w:pPr>
+            <w:r>
+              <w:rPr>
+                <w:color w:val="000000"/>
+                <w:sz w:val="14"/>
+                <w:szCs w:val="14"/>
+              </w:rPr>
+              <w:t>[La_Empresa]</w:t>
+            </w:r>
+          </w:p>
+        </w:tc>
+        <w:tc>
+          <w:tcPr>
+            <w:tcW w:w="3120" w:type="dxa"/>
+            <w:tcBorders>
+              <w:top w:val="single" w:sz="1" w:space="0" w:color="CCCCCC"/>
+              <w:left w:val="single" w:sz="1" w:space="0" w:color="CCCCCC"/>
+              <w:bottom w:val="single" w:sz="1" w:space="0" w:color="CCCCCC"/>
+              <w:right w:val="single" w:sz="1" w:space="0" w:color="CCCCCC"/>
+            </w:tcBorders>
+            <w:tcMar>
+              <w:top w:w="160" w:type="dxa"/>
+              <w:left w:w="140" w:type="dxa"/>
+              <w:bottom w:w="160" w:type="dxa"/>
+              <w:right w:w="140" w:type="dxa"/>
+            </w:tcMar>
+          </w:tcPr>
+          <w:p>
+            <w:pPr>
+              <w:spacing w:after="280"/>
+            </w:pPr>
+            <w:r>
+              <w:rPr>
+                <w:color w:val="000000"/>
+              </w:rPr>
+              <w:t xml:space="preserve"> </w:t>
+            </w:r>
+          </w:p>
+          <w:p>
+            <w:pPr>
+              <w:pBdr>
+                <w:bottom w:val="single" w:sz="4" w:space="1" w:color="1B2A4A"/>
+              </w:pBdr>
+              <w:spacing w:after="60"/>
+            </w:pPr>
+          </w:p>
+          <w:p>
+            <w:pPr>
+              <w:spacing w:after="20"/>
+              <w:jc w:val="center"/>
+            </w:pPr>
             <w:r>
               <w:rPr>
                 <w:b/>
@@ -2914,18 +2599,7 @@
                 <w:sz w:val="16"/>
                 <w:szCs w:val="16"/>
               </w:rPr>
-              <w:t>RC_Nombre</w:t>
-            </w:r>
-            <w:proofErr w:type="spellEnd"/>
-            <w:r>
-              <w:rPr>
-                <w:b/>
-                <w:bCs/>
-                <w:color w:val="1B2A4A"/>
-                <w:sz w:val="16"/>
-                <w:szCs w:val="16"/>
-              </w:rPr>
-              <w:t>]</w:t>
+              <w:t>[Admin_Nombre]</w:t>
             </w:r>
           </w:p>
           <w:p>
@@ -2939,7 +2613,7 @@
                 <w:sz w:val="15"/>
                 <w:szCs w:val="15"/>
               </w:rPr>
-              <w:t>Representante de Cumplimiento</w:t>
+              <w:t>Órgano de Administración</w:t>
             </w:r>
           </w:p>
           <w:p>
@@ -2953,145 +2627,7 @@
                 <w:sz w:val="14"/>
                 <w:szCs w:val="14"/>
               </w:rPr>
-              <w:t>[</w:t>
-            </w:r>
-            <w:proofErr w:type="spellStart"/>
-            <w:r>
-              <w:rPr>
-                <w:color w:val="000000"/>
-                <w:sz w:val="14"/>
-                <w:szCs w:val="14"/>
-              </w:rPr>
-              <w:t>La_Empresa</w:t>
-            </w:r>
-            <w:proofErr w:type="spellEnd"/>
-            <w:r>
-              <w:rPr>
-                <w:color w:val="000000"/>
-                <w:sz w:val="14"/>
-                <w:szCs w:val="14"/>
-              </w:rPr>
-              <w:t>]</w:t>
-            </w:r>
-          </w:p>
-        </w:tc>
-        <w:tc>
-          <w:tcPr>
-            <w:tcW w:w="3120" w:type="dxa"/>
-            <w:tcBorders>
-              <w:top w:val="single" w:sz="1" w:space="0" w:color="CCCCCC"/>
-              <w:left w:val="single" w:sz="1" w:space="0" w:color="CCCCCC"/>
-              <w:bottom w:val="single" w:sz="1" w:space="0" w:color="CCCCCC"/>
-              <w:right w:val="single" w:sz="1" w:space="0" w:color="CCCCCC"/>
-            </w:tcBorders>
-            <w:tcMar>
-              <w:top w:w="160" w:type="dxa"/>
-              <w:left w:w="140" w:type="dxa"/>
-              <w:bottom w:w="160" w:type="dxa"/>
-              <w:right w:w="140" w:type="dxa"/>
-            </w:tcMar>
-          </w:tcPr>
-          <w:p>
-            <w:pPr>
-              <w:spacing w:after="280"/>
-            </w:pPr>
-            <w:r>
-              <w:rPr>
-                <w:color w:val="000000"/>
-              </w:rPr>
-              <w:t xml:space="preserve"> </w:t>
-            </w:r>
-          </w:p>
-          <w:p>
-            <w:pPr>
-              <w:pBdr>
-                <w:bottom w:val="single" w:sz="4" w:space="1" w:color="1B2A4A"/>
-              </w:pBdr>
-              <w:spacing w:after="60"/>
-            </w:pPr>
-          </w:p>
-          <w:p>
-            <w:pPr>
-              <w:spacing w:after="20"/>
-              <w:jc w:val="center"/>
-            </w:pPr>
-            <w:r>
-              <w:rPr>
-                <w:b/>
-                <w:bCs/>
-                <w:color w:val="1B2A4A"/>
-                <w:sz w:val="16"/>
-                <w:szCs w:val="16"/>
-              </w:rPr>
-              <w:t>[</w:t>
-            </w:r>
-            <w:proofErr w:type="spellStart"/>
-            <w:r>
-              <w:rPr>
-                <w:b/>
-                <w:bCs/>
-                <w:color w:val="1B2A4A"/>
-                <w:sz w:val="16"/>
-                <w:szCs w:val="16"/>
-              </w:rPr>
-              <w:t>Admin_Nombre</w:t>
-            </w:r>
-            <w:proofErr w:type="spellEnd"/>
-            <w:r>
-              <w:rPr>
-                <w:b/>
-                <w:bCs/>
-                <w:color w:val="1B2A4A"/>
-                <w:sz w:val="16"/>
-                <w:szCs w:val="16"/>
-              </w:rPr>
-              <w:t>]</w:t>
-            </w:r>
-          </w:p>
-          <w:p>
-            <w:pPr>
-              <w:spacing w:after="20"/>
-              <w:jc w:val="center"/>
-            </w:pPr>
-            <w:r>
-              <w:rPr>
-                <w:color w:val="000000"/>
-                <w:sz w:val="15"/>
-                <w:szCs w:val="15"/>
-              </w:rPr>
-              <w:t>Órgano de Administración</w:t>
-            </w:r>
-          </w:p>
-          <w:p>
-            <w:pPr>
-              <w:spacing w:after="80"/>
-              <w:jc w:val="center"/>
-            </w:pPr>
-            <w:r>
-              <w:rPr>
-                <w:color w:val="000000"/>
-                <w:sz w:val="14"/>
-                <w:szCs w:val="14"/>
-              </w:rPr>
-              <w:t>[</w:t>
-            </w:r>
-            <w:proofErr w:type="spellStart"/>
-            <w:r>
-              <w:rPr>
-                <w:color w:val="000000"/>
-                <w:sz w:val="14"/>
-                <w:szCs w:val="14"/>
-              </w:rPr>
-              <w:t>La_Empresa</w:t>
-            </w:r>
-            <w:proofErr w:type="spellEnd"/>
-            <w:r>
-              <w:rPr>
-                <w:color w:val="000000"/>
-                <w:sz w:val="14"/>
-                <w:szCs w:val="14"/>
-              </w:rPr>
-              <w:t>]</w:t>
+              <w:t>[La_Empresa]</w:t>
             </w:r>
           </w:p>
         </w:tc>
@@ -3173,57 +2709,7 @@
                 <w:sz w:val="17"/>
                 <w:szCs w:val="17"/>
               </w:rPr>
-              <w:t xml:space="preserve">Se adjunta </w:t>
-            </w:r>
-            <w:r>
-              <w:rPr>
-                <w:color w:val="000000"/>
-                <w:sz w:val="17"/>
-                <w:szCs w:val="17"/>
-              </w:rPr>
-              <w:t>a la presente acta</w:t>
-            </w:r>
-            <w:r>
-              <w:rPr>
-                <w:color w:val="000000"/>
-                <w:sz w:val="17"/>
-                <w:szCs w:val="17"/>
-              </w:rPr>
-              <w:t xml:space="preserve"> un registro detallado de todas las operaciones identificadas en el período junio 2025 — </w:t>
-            </w:r>
-            <w:r>
-              <w:rPr>
-                <w:color w:val="000000"/>
-                <w:sz w:val="17"/>
-                <w:szCs w:val="17"/>
-              </w:rPr>
-              <w:t>[</w:t>
-            </w:r>
-            <w:proofErr w:type="spellStart"/>
-            <w:r>
-              <w:rPr>
-                <w:color w:val="000000"/>
-                <w:sz w:val="17"/>
-                <w:szCs w:val="17"/>
-              </w:rPr>
-              <w:t>Mes_Anterior_Auditoria</w:t>
-            </w:r>
-            <w:proofErr w:type="spellEnd"/>
-            <w:r>
-              <w:rPr>
-                <w:color w:val="000000"/>
-                <w:sz w:val="17"/>
-                <w:szCs w:val="17"/>
-              </w:rPr>
-              <w:t>]</w:t>
-            </w:r>
-            <w:r>
-              <w:rPr>
-                <w:color w:val="000000"/>
-                <w:sz w:val="17"/>
-                <w:szCs w:val="17"/>
-              </w:rPr>
-              <w:t xml:space="preserve"> 2026, que incluye:</w:t>
+              <w:t xml:space="preserve">Se adjunta a la presente acta un registro detallado de todas las operaciones identificadas en el período junio 2025 — [Mes_Anterior_Auditoria] 2026, que incluye:</w:t>
             </w:r>
           </w:p>
           <w:p>
@@ -3435,23 +2921,7 @@
                 <w:sz w:val="15"/>
                 <w:szCs w:val="15"/>
               </w:rPr>
-              <w:t xml:space="preserve">Esta acta y el anexo de operaciones regularizadas son documentos internos de </w:t>
-            </w:r>
-            <w:r>
-              <w:rPr>
-                <w:color w:val="555500"/>
-                <w:sz w:val="15"/>
-                <w:szCs w:val="15"/>
-              </w:rPr>
-              <w:t>CERTUS CONSULTORES/ESPINOSA SALAZAR</w:t>
-            </w:r>
-            <w:r>
-              <w:rPr>
-                <w:color w:val="555500"/>
-                <w:sz w:val="15"/>
-                <w:szCs w:val="15"/>
-              </w:rPr>
-              <w:t>, generados como parte del proceso de implementación del Programa Certus PLD. Quedan protegidos por secreto profesional. No se entregan al cliente como documento directamente, pero forma parte de los papeles de trabajo de la auditoría de cierre (PT-00 y PT-09).</w:t>
+              <w:t xml:space="preserve">Esta acta y el anexo de operaciones regularizadas son documentos internos de CERTUS CONSULTORES/ESPINOSA SALAZAR, generados como parte del proceso de implementación del Programa Certus PLD. Quedan protegidos por secreto profesional. No se entregan al cliente como documento directamente, pero forma parte de los papeles de trabajo de la auditoría de cierre (PT-00 y PT-09).</w:t>
             </w:r>
           </w:p>
         </w:tc>
